--- a/output/IS-013 營運持續管理程序 .docx
+++ b/output/IS-013 營運持續管理程序 .docx
@@ -79,7 +79,7 @@
         </w:rPr>
       </w:pPr>
       <w:r>
-        <w:t xml:space="preserve">新世紀虛擬科技股份有限公司</w:t>
+        <w:t xml:space="preserve">E2E測試科技股份有限公司</w:t>
       </w:r>
     </w:p>
     <w:p>
@@ -313,7 +313,7 @@
         </w:sectPr>
       </w:pPr>
       <w:r>
-        <w:t xml:space="preserve">發行日期：2026/05/20</w:t>
+        <w:t xml:space="preserve">發行日期：2026/03/06</w:t>
       </w:r>
     </w:p>
     <w:tbl>
@@ -550,7 +550,7 @@
               </w:rPr>
             </w:pPr>
             <w:r>
-              <w:t xml:space="preserve">2026/05/20</w:t>
+              <w:t xml:space="preserve">2026/03/06</w:t>
             </w:r>
           </w:p>
         </w:tc>
@@ -2465,7 +2465,7 @@
         </w:numPr>
       </w:pPr>
       <w:r>
-        <w:t xml:space="preserve">為維護新世紀虛擬科技股份有限公司（以下簡稱本公司）營運持續運作，並降低關鍵業務流程所需之資訊系統，受重大故障或災害之影響，訂定本程序書。</w:t>
+        <w:t xml:space="preserve">為維護E2E測試科技股份有限公司（以下簡稱本公司）營運持續運作，並降低關鍵業務流程所需之資訊系統，受重大故障或災害之影響，訂定本程序書。</w:t>
       </w:r>
     </w:p>
     <w:p>

--- a/output/IS-013 營運持續管理程序 .docx
+++ b/output/IS-013 營運持續管理程序 .docx
@@ -79,6 +79,10 @@
         </w:rPr>
       </w:pPr>
       <w:r>
+        <w:rPr>
+          <w:b/>
+          <w:sz w:val="48"/>
+        </w:rPr>
         <w:t xml:space="preserve">E2E測試科技股份有限公司</w:t>
       </w:r>
     </w:p>
